--- a/report/swarmtrace_paper.docx
+++ b/report/swarmtrace_paper.docx
@@ -58,7 +58,7 @@
                 <w:b/>
                 <w:sz w:val="40"/>
               </w:rPr>
-              <w:t>SwarmTrace: activity windows and resource targeting in DSEWiki</w:t>
+              <w:t>SwarmTrace: Auditing Temporal Mismatch in Resource Targeting During the DSEWiki Incident</w:t>
             </w:r>
           </w:p>
         </w:tc>
@@ -724,7 +724,20 @@
           <w:b w:val="0"/>
           <w:sz w:val="22"/>
         </w:rPr>
-        <w:t>Code, tests and derived evidence are provided in the companion archive swarmtrace_artifact.zip. Source data are the pinned ProWiki export [2]. Appendix A specifies reproduction. The archive excludes raw revision bodies and the supplied template.</w:t>
+        <w:t>Code, tests, derived outputs, figures, and reproduction instructions are available in the public SwarmTrace GitHub repository: https://github.com/yazandabain/swarmtrace</w:t>
+      </w:r>
+    </w:p>
+    <w:p>
+      <w:pPr>
+        <w:spacing w:line="276" w:lineRule="auto" w:after="110"/>
+      </w:pPr>
+      <w:r>
+        <w:rPr>
+          <w:rFonts w:ascii="Old Standard TT" w:hAnsi="Old Standard TT"/>
+          <w:b w:val="0"/>
+          <w:sz w:val="22"/>
+        </w:rPr>
+        <w:t>Source data are the pinned ProWiki export [2] and are not redistributed in the repository. Appendix A specifies the exact data version, hashes, and reproduction commands.</w:t>
       </w:r>
     </w:p>
     <w:p>
@@ -2527,7 +2540,7 @@
           <w:b w:val="0"/>
           <w:sz w:val="22"/>
         </w:rPr>
-        <w:t>I used Codex for substantial assistance with code, tests, analysis execution, literature searches, figures and manuscript drafting. Earlier preparation and implementation also used LLM assistance. Numerical results were checked against saved outputs and separate computational implementations within the project.</w:t>
+        <w:t>I used Codex for substantial assistance with code, tests, analysis execution, literature searches, figures, and manuscript drafting. Earlier preparation and implementation also used LLM assistance. I personally reviewed the methodology, code, analyses, figures, and manuscript, reran the project workflow, and verified the reported numerical results against the saved outputs and computational checks described in Appendix A. I take responsibility for the final analysis and submission.</w:t>
       </w:r>
     </w:p>
     <w:sectPr>

--- a/report/swarmtrace_paper.docx
+++ b/report/swarmtrace_paper.docx
@@ -907,7 +907,7 @@
           <w:b w:val="0"/>
           <w:sz w:val="22"/>
         </w:rPr>
-        <w:t>The analysis saves hourly tables, every deletion match and transition, snapshot incidences with source revision IDs, degree rankings, all sampled orders, integer component trajectories and checkpoint tables. The run manifest identifies source hashes, dependency versions, commit and working-tree status. The temporal protocol was specified after the original results in docs/temporal-audit-protocol.md. The candidate-pool and window controls are recorded separately in docs/final-review-controls.md. Full hourly graph mappings and traces are regenerated in outputs/temporal; the compact bundle contains summary tables and reproduction code. report/claims.json maps numerical claims to output cells.</w:t>
+        <w:t>The analysis saves hourly tables, every deletion match and transition, snapshot incidences with source revision IDs, degree rankings, all sampled orders, integer component trajectories and checkpoint tables. The run manifest identifies source hashes, dependency versions, commit and working-tree status. The temporal protocol was specified after the original results in docs/temporal-audit-protocol.md. The candidate-pool and window controls are recorded separately in docs/final-review-controls.md. Full hourly graph mappings and traces are regenerated in outputs/temporal; the public repository contains summary tables and reproduction code. report/claims.json maps numerical claims to output cells.</w:t>
       </w:r>
     </w:p>
     <w:p>
@@ -2512,7 +2512,7 @@
           <w:b w:val="0"/>
           <w:sz w:val="22"/>
         </w:rPr>
-        <w:t xml:space="preserve"> The artifact is an offline reconstruction and graph-withdrawal analysis. It contains no exploit, live intervention or adaptation policy. Resource rankings could still be repurposed to disrupt shared infrastructure, and public labels should not be treated as authenticated people or agents. The reproducibility bundle excludes raw page bodies and full IP addresses, retains already-public identifiers needed to audit the analysis, and does not contact the affected wiki. Readers should obtain source data through the published archive. The results do not justify automatic deletion or attribution decisions.</w:t>
+        <w:t xml:space="preserve"> The artifact is an offline reconstruction and graph-withdrawal analysis. It contains no exploit, live intervention or adaptation policy. Resource rankings could still be repurposed to disrupt shared infrastructure, and public labels should not be treated as authenticated people or agents. The public repository excludes raw page bodies and full IP addresses, retains already-public identifiers needed to audit the analysis, and does not contact the affected wiki. Readers should obtain source data through the published source export. The results do not justify automatic deletion or attribution decisions.</w:t>
       </w:r>
     </w:p>
     <w:p>
